--- a/soporte documental/00 Indice del Soporte Documental.docx
+++ b/soporte documental/00 Indice del Soporte Documental.docx
@@ -733,7 +733,7 @@
               <w:rPr>
                 <w:sz w:val="19"/>
               </w:rPr>
-              <w:t>Cada dataset y campo, con tablas de códigos (clases, subregiones, municipios).</w:t>
+              <w:t>Cada dataset y campo, con tablas de códigos (clases, territoriales, municipios).</w:t>
             </w:r>
           </w:p>
         </w:tc>
